--- a/docx/11-redes-inalambricas/boletin-U11-inicial.docx
+++ b/docx/11-redes-inalambricas/boletin-U11-inicial.docx
@@ -15,6 +15,9 @@
             <w:pStyle w:val="TOCHeading"/>
           </w:pPr>
           <w:r>
+            <w:rPr>
+              <w:lang w:val="es-ES"/>
+            </w:rPr>
             <w:t xml:space="preserve">Table of Contents</w:t>
           </w:r>
         </w:p>
@@ -34,6 +37,9 @@
         <w:pStyle w:val="Heading1"/>
       </w:pPr>
       <w:r>
+        <w:rPr>
+          <w:lang w:val="es-ES"/>
+        </w:rPr>
         <w:t xml:space="preserve">Boletín UD11 — Inicial</w:t>
       </w:r>
     </w:p>
@@ -44,6 +50,9 @@
         <w:pStyle w:val="Heading1"/>
       </w:pPr>
       <w:r>
+        <w:rPr>
+          <w:lang w:val="es-ES"/>
+        </w:rPr>
         <w:t xml:space="preserve">📝 Boletín UD11 — Inicial</w:t>
       </w:r>
     </w:p>
@@ -52,6 +61,9 @@
         <w:pStyle w:val="BlockText"/>
       </w:pPr>
       <w:r>
+        <w:rPr>
+          <w:lang w:val="es-ES"/>
+        </w:rPr>
         <w:t xml:space="preserve">Ejercicios básicos para afianzar los conceptos de redes WLAN: estándares, seguridad y diseño.</w:t>
       </w:r>
     </w:p>
@@ -68,6 +80,9 @@
         <w:pStyle w:val="Heading2"/>
       </w:pPr>
       <w:r>
+        <w:rPr>
+          <w:lang w:val="es-ES"/>
+        </w:rPr>
         <w:t xml:space="preserve">1. ¿Quién soy?</w:t>
       </w:r>
     </w:p>
@@ -80,6 +95,9 @@
         </w:numPr>
       </w:pPr>
       <w:r>
+        <w:rPr>
+          <w:lang w:val="es-ES"/>
+        </w:rPr>
         <w:t xml:space="preserve">Estándar IEEE que define las redes WLAN.</w:t>
       </w:r>
     </w:p>
@@ -92,6 +110,9 @@
         </w:numPr>
       </w:pPr>
       <w:r>
+        <w:rPr>
+          <w:lang w:val="es-ES"/>
+        </w:rPr>
         <w:t xml:space="preserve">El identificador de la red que ves al escanear.</w:t>
       </w:r>
     </w:p>
@@ -104,6 +125,9 @@
         </w:numPr>
       </w:pPr>
       <w:r>
+        <w:rPr>
+          <w:lang w:val="es-ES"/>
+        </w:rPr>
         <w:t xml:space="preserve">Dispositivo que convierte la señal cableada en radio.</w:t>
       </w:r>
     </w:p>
@@ -116,6 +140,9 @@
         </w:numPr>
       </w:pPr>
       <w:r>
+        <w:rPr>
+          <w:lang w:val="es-ES"/>
+        </w:rPr>
         <w:t xml:space="preserve">Modo en el que dos portátiles se conectan directamente sin punto de acceso.</w:t>
       </w:r>
     </w:p>
@@ -128,6 +155,9 @@
         </w:numPr>
       </w:pPr>
       <w:r>
+        <w:rPr>
+          <w:lang w:val="es-ES"/>
+        </w:rPr>
         <w:t xml:space="preserve">Organización que certifica la interoperabilidad de los equipos WiFi.</w:t>
       </w:r>
     </w:p>
@@ -138,6 +168,9 @@
         <w:pStyle w:val="Heading2"/>
       </w:pPr>
       <w:r>
+        <w:rPr>
+          <w:lang w:val="es-ES"/>
+        </w:rPr>
         <w:t xml:space="preserve">2. Bandas y canales</w:t>
       </w:r>
     </w:p>
@@ -150,6 +183,9 @@
         </w:numPr>
       </w:pPr>
       <w:r>
+        <w:rPr>
+          <w:lang w:val="es-ES"/>
+        </w:rPr>
         <w:t xml:space="preserve">¿Qué dos bandas usa el WiFi doméstico habitual?</w:t>
       </w:r>
     </w:p>
@@ -162,6 +198,9 @@
         </w:numPr>
       </w:pPr>
       <w:r>
+        <w:rPr>
+          <w:lang w:val="es-ES"/>
+        </w:rPr>
         <w:t xml:space="preserve">¿Cuántos canales no solapados hay en 2,4 GHz y cuáles son?</w:t>
       </w:r>
     </w:p>
@@ -174,6 +213,9 @@
         </w:numPr>
       </w:pPr>
       <w:r>
+        <w:rPr>
+          <w:lang w:val="es-ES"/>
+        </w:rPr>
         <w:t xml:space="preserve">¿Qué banda tolera mejor la interferencia y cuál llega más lejos?</w:t>
       </w:r>
     </w:p>
@@ -186,6 +228,9 @@
         </w:numPr>
       </w:pPr>
       <w:r>
+        <w:rPr>
+          <w:lang w:val="es-ES"/>
+        </w:rPr>
         <w:t xml:space="preserve">¿Qué canal usarías en un edificio con vecinos saturando el 1 y el 11?</w:t>
       </w:r>
     </w:p>
@@ -196,6 +241,9 @@
         <w:pStyle w:val="Heading2"/>
       </w:pPr>
       <w:r>
+        <w:rPr>
+          <w:lang w:val="es-ES"/>
+        </w:rPr>
         <w:t xml:space="preserve">3. Verdadero o falso</w:t>
       </w:r>
     </w:p>
@@ -208,6 +256,9 @@
         </w:numPr>
       </w:pPr>
       <w:r>
+        <w:rPr>
+          <w:lang w:val="es-ES"/>
+        </w:rPr>
         <w:t xml:space="preserve">WEP sigue siendo una opción válida para redes domésticas pequeñas.</w:t>
       </w:r>
     </w:p>
@@ -220,6 +271,9 @@
         </w:numPr>
       </w:pPr>
       <w:r>
+        <w:rPr>
+          <w:lang w:val="es-ES"/>
+        </w:rPr>
         <w:t xml:space="preserve">WPA2-Personal usa una clave compartida (PSK).</w:t>
       </w:r>
     </w:p>
@@ -232,6 +286,9 @@
         </w:numPr>
       </w:pPr>
       <w:r>
+        <w:rPr>
+          <w:lang w:val="es-ES"/>
+        </w:rPr>
         <w:t xml:space="preserve">WPA3 añade SAE, que resiste mejor los ataques de diccionario.</w:t>
       </w:r>
     </w:p>
@@ -244,6 +301,9 @@
         </w:numPr>
       </w:pPr>
       <w:r>
+        <w:rPr>
+          <w:lang w:val="es-ES"/>
+        </w:rPr>
         <w:t xml:space="preserve">En 5 GHz los canales no solapados son muchos más que en 2,4 GHz.</w:t>
       </w:r>
     </w:p>
@@ -256,6 +316,9 @@
         </w:numPr>
       </w:pPr>
       <w:r>
+        <w:rPr>
+          <w:lang w:val="es-ES"/>
+        </w:rPr>
         <w:t xml:space="preserve">Un AP con SSID oculto está protegido contra clientes no autorizados.</w:t>
       </w:r>
     </w:p>
@@ -266,6 +329,9 @@
         <w:pStyle w:val="Heading2"/>
       </w:pPr>
       <w:r>
+        <w:rPr>
+          <w:lang w:val="es-ES"/>
+        </w:rPr>
         <w:t xml:space="preserve">4. Seguridad: escala del mal</w:t>
       </w:r>
     </w:p>
@@ -274,6 +340,9 @@
         <w:pStyle w:val="FirstParagraph"/>
       </w:pPr>
       <w:r>
+        <w:rPr>
+          <w:lang w:val="es-ES"/>
+        </w:rPr>
         <w:t xml:space="preserve">Ordena de peor a mejor: WEP, WPA3, WPA, WPA2, red abierta.</w:t>
       </w:r>
     </w:p>
@@ -284,6 +353,9 @@
         <w:pStyle w:val="Heading2"/>
       </w:pPr>
       <w:r>
+        <w:rPr>
+          <w:lang w:val="es-ES"/>
+        </w:rPr>
         <w:t xml:space="preserve">5. WiFi 4 → WiFi 7</w:t>
       </w:r>
     </w:p>
@@ -292,6 +364,9 @@
         <w:pStyle w:val="FirstParagraph"/>
       </w:pPr>
       <w:r>
+        <w:rPr>
+          <w:lang w:val="es-ES"/>
+        </w:rPr>
         <w:t xml:space="preserve">Relaciona cada marketing-name con su estándar IEEE:</w:t>
       </w:r>
     </w:p>
@@ -316,6 +391,9 @@
               <w:pStyle w:val="Compact"/>
             </w:pPr>
             <w:r>
+              <w:rPr>
+                <w:lang w:val="es-ES"/>
+              </w:rPr>
               <w:t xml:space="preserve">Marketing</w:t>
             </w:r>
           </w:p>
@@ -327,6 +405,9 @@
               <w:pStyle w:val="Compact"/>
             </w:pPr>
             <w:r>
+              <w:rPr>
+                <w:lang w:val="es-ES"/>
+              </w:rPr>
               <w:t xml:space="preserve">IEEE</w:t>
             </w:r>
           </w:p>
@@ -340,6 +421,9 @@
               <w:pStyle w:val="Compact"/>
             </w:pPr>
             <w:r>
+              <w:rPr>
+                <w:lang w:val="es-ES"/>
+              </w:rPr>
               <w:t xml:space="preserve">1. WiFi 4</w:t>
             </w:r>
           </w:p>
@@ -351,6 +435,9 @@
               <w:pStyle w:val="Compact"/>
             </w:pPr>
             <w:r>
+              <w:rPr>
+                <w:lang w:val="es-ES"/>
+              </w:rPr>
               <w:t xml:space="preserve">a) 802.11ax</w:t>
             </w:r>
           </w:p>
@@ -364,6 +451,9 @@
               <w:pStyle w:val="Compact"/>
             </w:pPr>
             <w:r>
+              <w:rPr>
+                <w:lang w:val="es-ES"/>
+              </w:rPr>
               <w:t xml:space="preserve">2. WiFi 5</w:t>
             </w:r>
           </w:p>
@@ -375,6 +465,9 @@
               <w:pStyle w:val="Compact"/>
             </w:pPr>
             <w:r>
+              <w:rPr>
+                <w:lang w:val="es-ES"/>
+              </w:rPr>
               <w:t xml:space="preserve">b) 802.11n</w:t>
             </w:r>
           </w:p>
@@ -388,6 +481,9 @@
               <w:pStyle w:val="Compact"/>
             </w:pPr>
             <w:r>
+              <w:rPr>
+                <w:lang w:val="es-ES"/>
+              </w:rPr>
               <w:t xml:space="preserve">3. WiFi 6</w:t>
             </w:r>
           </w:p>
@@ -399,6 +495,9 @@
               <w:pStyle w:val="Compact"/>
             </w:pPr>
             <w:r>
+              <w:rPr>
+                <w:lang w:val="es-ES"/>
+              </w:rPr>
               <w:t xml:space="preserve">c) 802.11ac</w:t>
             </w:r>
           </w:p>
@@ -412,6 +511,9 @@
               <w:pStyle w:val="Compact"/>
             </w:pPr>
             <w:r>
+              <w:rPr>
+                <w:lang w:val="es-ES"/>
+              </w:rPr>
               <w:t xml:space="preserve">4. WiFi 6E</w:t>
             </w:r>
           </w:p>
@@ -423,6 +525,9 @@
               <w:pStyle w:val="Compact"/>
             </w:pPr>
             <w:r>
+              <w:rPr>
+                <w:lang w:val="es-ES"/>
+              </w:rPr>
               <w:t xml:space="preserve">d) 802.11be</w:t>
             </w:r>
           </w:p>
@@ -436,6 +541,9 @@
               <w:pStyle w:val="Compact"/>
             </w:pPr>
             <w:r>
+              <w:rPr>
+                <w:lang w:val="es-ES"/>
+              </w:rPr>
               <w:t xml:space="preserve">5. WiFi 7</w:t>
             </w:r>
           </w:p>
@@ -447,6 +555,9 @@
               <w:pStyle w:val="Compact"/>
             </w:pPr>
             <w:r>
+              <w:rPr>
+                <w:lang w:val="es-ES"/>
+              </w:rPr>
               <w:t xml:space="preserve">e) 802.11ax en 6 GHz</w:t>
             </w:r>
           </w:p>
@@ -460,6 +571,9 @@
         <w:pStyle w:val="Heading2"/>
       </w:pPr>
       <w:r>
+        <w:rPr>
+          <w:lang w:val="es-ES"/>
+        </w:rPr>
         <w:t xml:space="preserve">6. Cobertura</w:t>
       </w:r>
     </w:p>
@@ -468,6 +582,9 @@
         <w:pStyle w:val="FirstParagraph"/>
       </w:pPr>
       <w:r>
+        <w:rPr>
+          <w:lang w:val="es-ES"/>
+        </w:rPr>
         <w:t xml:space="preserve">El despacho del fondo no tiene señal. El router está en el salón.</w:t>
       </w:r>
     </w:p>
@@ -480,6 +597,9 @@
         </w:numPr>
       </w:pPr>
       <w:r>
+        <w:rPr>
+          <w:lang w:val="es-ES"/>
+        </w:rPr>
         <w:t xml:space="preserve">¿Cuáles son los tres primeros ajustes que probarías?</w:t>
       </w:r>
     </w:p>
@@ -492,6 +612,9 @@
         </w:numPr>
       </w:pPr>
       <w:r>
+        <w:rPr>
+          <w:lang w:val="es-ES"/>
+        </w:rPr>
         <w:t xml:space="preserve">¿Por qué colocar el AP en el suelo o dentro de un armario metálico es mala idea?</w:t>
       </w:r>
     </w:p>
@@ -504,18 +627,33 @@
         </w:numPr>
       </w:pPr>
       <w:r>
+        <w:rPr>
+          <w:lang w:val="es-ES"/>
+        </w:rPr>
         <w:t xml:space="preserve">¿Qué es el</w:t>
       </w:r>
       <w:r>
+        <w:rPr>
+          <w:lang w:val="es-ES"/>
+        </w:rPr>
         <w:t xml:space="preserve"> </w:t>
       </w:r>
       <w:r>
+        <w:rPr>
+          <w:lang w:val="es-ES"/>
+        </w:rPr>
         <w:t xml:space="preserve">“cliente travieso”</w:t>
       </w:r>
       <w:r>
+        <w:rPr>
+          <w:lang w:val="es-ES"/>
+        </w:rPr>
         <w:t xml:space="preserve"> </w:t>
       </w:r>
       <w:r>
+        <w:rPr>
+          <w:lang w:val="es-ES"/>
+        </w:rPr>
         <w:t xml:space="preserve">(hidden node) y cómo se manifiesta?</w:t>
       </w:r>
     </w:p>
@@ -526,6 +664,9 @@
         <w:pStyle w:val="Heading2"/>
       </w:pPr>
       <w:r>
+        <w:rPr>
+          <w:lang w:val="es-ES"/>
+        </w:rPr>
         <w:t xml:space="preserve">7. Configuración mínima de un AP</w:t>
       </w:r>
     </w:p>
@@ -534,18 +675,28 @@
         <w:pStyle w:val="FirstParagraph"/>
       </w:pPr>
       <w:r>
+        <w:rPr>
+          <w:lang w:val="es-ES"/>
+        </w:rPr>
         <w:t xml:space="preserve">Escribe la configuración que pondrías en un AP doméstico para una red de un estudio de música: SSID</w:t>
       </w:r>
       <w:r>
+        <w:rPr>
+          <w:lang w:val="es-ES"/>
+        </w:rPr>
         <w:t xml:space="preserve"> </w:t>
       </w:r>
       <w:r>
         <w:rPr>
           <w:rStyle w:val="VerbatimChar"/>
+          <w:lang w:val="es-ES"/>
         </w:rPr>
         <w:t xml:space="preserve">EstudioNet</w:t>
       </w:r>
       <w:r>
+        <w:rPr>
+          <w:lang w:val="es-ES"/>
+        </w:rPr>
         <w:t xml:space="preserve">, WPA2/WPA3 Personal, contraseña segura, 2,4 GHz canal 6, 20 MHz.</w:t>
       </w:r>
     </w:p>
@@ -556,6 +707,9 @@
         <w:pStyle w:val="Heading2"/>
       </w:pPr>
       <w:r>
+        <w:rPr>
+          <w:lang w:val="es-ES"/>
+        </w:rPr>
         <w:t xml:space="preserve">8. Autenticación: Personal vs Enterprise</w:t>
       </w:r>
     </w:p>
@@ -568,6 +722,9 @@
         </w:numPr>
       </w:pPr>
       <w:r>
+        <w:rPr>
+          <w:lang w:val="es-ES"/>
+        </w:rPr>
         <w:t xml:space="preserve">¿Qué diferencia esencial hay entre WPA2-PSK y WPA2-Enterprise?</w:t>
       </w:r>
     </w:p>
@@ -580,6 +737,9 @@
         </w:numPr>
       </w:pPr>
       <w:r>
+        <w:rPr>
+          <w:lang w:val="es-ES"/>
+        </w:rPr>
         <w:t xml:space="preserve">¿Qué servidor aparece en Enterprise y qué protocolo habla con el AP?</w:t>
       </w:r>
     </w:p>
@@ -592,6 +752,9 @@
         </w:numPr>
       </w:pPr>
       <w:r>
+        <w:rPr>
+          <w:lang w:val="es-ES"/>
+        </w:rPr>
         <w:t xml:space="preserve">¿Qué red del instituto sería candidata a Enterprise y por qué?</w:t>
       </w:r>
     </w:p>
@@ -602,6 +765,9 @@
         <w:pStyle w:val="Heading2"/>
       </w:pPr>
       <w:r>
+        <w:rPr>
+          <w:lang w:val="es-ES"/>
+        </w:rPr>
         <w:t xml:space="preserve">9. Medios y estándares WiFi: verdadero o falso</w:t>
       </w:r>
     </w:p>
@@ -610,6 +776,9 @@
         <w:pStyle w:val="FirstParagraph"/>
       </w:pPr>
       <w:r>
+        <w:rPr>
+          <w:lang w:val="es-ES"/>
+        </w:rPr>
         <w:t xml:space="preserve">Indica si cada afirmación es verdadera (V) o falsa (F) y corrige las falsas:</w:t>
       </w:r>
     </w:p>
@@ -622,6 +791,9 @@
         </w:numPr>
       </w:pPr>
       <w:r>
+        <w:rPr>
+          <w:lang w:val="es-ES"/>
+        </w:rPr>
         <w:t xml:space="preserve">El estándar 802.11ax se conoce comercialmente como WiFi 6.</w:t>
       </w:r>
     </w:p>
@@ -634,6 +806,9 @@
         </w:numPr>
       </w:pPr>
       <w:r>
+        <w:rPr>
+          <w:lang w:val="es-ES"/>
+        </w:rPr>
         <w:t xml:space="preserve">El WiFi transmite por ondas electromagnéticas en el aire, sin cable.</w:t>
       </w:r>
     </w:p>
@@ -646,6 +821,9 @@
         </w:numPr>
       </w:pPr>
       <w:r>
+        <w:rPr>
+          <w:lang w:val="es-ES"/>
+        </w:rPr>
         <w:t xml:space="preserve">La velocidad real del WiFi suele estar entre el 30% y el 50% de la teórica.</w:t>
       </w:r>
     </w:p>
@@ -658,6 +836,9 @@
         </w:numPr>
       </w:pPr>
       <w:r>
+        <w:rPr>
+          <w:lang w:val="es-ES"/>
+        </w:rPr>
         <w:t xml:space="preserve">El WiFi NO es capa 2 del modelo OSI porque no hay cable.</w:t>
       </w:r>
     </w:p>
@@ -670,6 +851,9 @@
         </w:numPr>
       </w:pPr>
       <w:r>
+        <w:rPr>
+          <w:lang w:val="es-ES"/>
+        </w:rPr>
         <w:t xml:space="preserve">En 2,4 GHz hay tres canales no solapados: 1, 6 y 11.</w:t>
       </w:r>
     </w:p>

--- a/docx/11-redes-inalambricas/boletin-U11-inicial.docx
+++ b/docx/11-redes-inalambricas/boletin-U11-inicial.docx
@@ -15,9 +15,6 @@
             <w:pStyle w:val="TOCHeading"/>
           </w:pPr>
           <w:r>
-            <w:rPr>
-              <w:lang w:val="es-ES"/>
-            </w:rPr>
             <w:t xml:space="preserve">Table of Contents</w:t>
           </w:r>
         </w:p>
@@ -37,9 +34,6 @@
         <w:pStyle w:val="Heading1"/>
       </w:pPr>
       <w:r>
-        <w:rPr>
-          <w:lang w:val="es-ES"/>
-        </w:rPr>
         <w:t xml:space="preserve">Boletín UD11 — Inicial</w:t>
       </w:r>
     </w:p>
@@ -50,9 +44,6 @@
         <w:pStyle w:val="Heading1"/>
       </w:pPr>
       <w:r>
-        <w:rPr>
-          <w:lang w:val="es-ES"/>
-        </w:rPr>
         <w:t xml:space="preserve">📝 Boletín UD11 — Inicial</w:t>
       </w:r>
     </w:p>
@@ -61,9 +52,6 @@
         <w:pStyle w:val="BlockText"/>
       </w:pPr>
       <w:r>
-        <w:rPr>
-          <w:lang w:val="es-ES"/>
-        </w:rPr>
         <w:t xml:space="preserve">Ejercicios básicos para afianzar los conceptos de redes WLAN: estándares, seguridad y diseño.</w:t>
       </w:r>
     </w:p>
@@ -80,9 +68,6 @@
         <w:pStyle w:val="Heading2"/>
       </w:pPr>
       <w:r>
-        <w:rPr>
-          <w:lang w:val="es-ES"/>
-        </w:rPr>
         <w:t xml:space="preserve">1. ¿Quién soy?</w:t>
       </w:r>
     </w:p>
@@ -95,9 +80,6 @@
         </w:numPr>
       </w:pPr>
       <w:r>
-        <w:rPr>
-          <w:lang w:val="es-ES"/>
-        </w:rPr>
         <w:t xml:space="preserve">Estándar IEEE que define las redes WLAN.</w:t>
       </w:r>
     </w:p>
@@ -110,9 +92,6 @@
         </w:numPr>
       </w:pPr>
       <w:r>
-        <w:rPr>
-          <w:lang w:val="es-ES"/>
-        </w:rPr>
         <w:t xml:space="preserve">El identificador de la red que ves al escanear.</w:t>
       </w:r>
     </w:p>
@@ -125,9 +104,6 @@
         </w:numPr>
       </w:pPr>
       <w:r>
-        <w:rPr>
-          <w:lang w:val="es-ES"/>
-        </w:rPr>
         <w:t xml:space="preserve">Dispositivo que convierte la señal cableada en radio.</w:t>
       </w:r>
     </w:p>
@@ -140,9 +116,6 @@
         </w:numPr>
       </w:pPr>
       <w:r>
-        <w:rPr>
-          <w:lang w:val="es-ES"/>
-        </w:rPr>
         <w:t xml:space="preserve">Modo en el que dos portátiles se conectan directamente sin punto de acceso.</w:t>
       </w:r>
     </w:p>
@@ -155,9 +128,6 @@
         </w:numPr>
       </w:pPr>
       <w:r>
-        <w:rPr>
-          <w:lang w:val="es-ES"/>
-        </w:rPr>
         <w:t xml:space="preserve">Organización que certifica la interoperabilidad de los equipos WiFi.</w:t>
       </w:r>
     </w:p>
@@ -168,9 +138,6 @@
         <w:pStyle w:val="Heading2"/>
       </w:pPr>
       <w:r>
-        <w:rPr>
-          <w:lang w:val="es-ES"/>
-        </w:rPr>
         <w:t xml:space="preserve">2. Bandas y canales</w:t>
       </w:r>
     </w:p>
@@ -183,9 +150,6 @@
         </w:numPr>
       </w:pPr>
       <w:r>
-        <w:rPr>
-          <w:lang w:val="es-ES"/>
-        </w:rPr>
         <w:t xml:space="preserve">¿Qué dos bandas usa el WiFi doméstico habitual?</w:t>
       </w:r>
     </w:p>
@@ -198,9 +162,6 @@
         </w:numPr>
       </w:pPr>
       <w:r>
-        <w:rPr>
-          <w:lang w:val="es-ES"/>
-        </w:rPr>
         <w:t xml:space="preserve">¿Cuántos canales no solapados hay en 2,4 GHz y cuáles son?</w:t>
       </w:r>
     </w:p>
@@ -213,9 +174,6 @@
         </w:numPr>
       </w:pPr>
       <w:r>
-        <w:rPr>
-          <w:lang w:val="es-ES"/>
-        </w:rPr>
         <w:t xml:space="preserve">¿Qué banda tolera mejor la interferencia y cuál llega más lejos?</w:t>
       </w:r>
     </w:p>
@@ -228,9 +186,6 @@
         </w:numPr>
       </w:pPr>
       <w:r>
-        <w:rPr>
-          <w:lang w:val="es-ES"/>
-        </w:rPr>
         <w:t xml:space="preserve">¿Qué canal usarías en un edificio con vecinos saturando el 1 y el 11?</w:t>
       </w:r>
     </w:p>
@@ -241,9 +196,6 @@
         <w:pStyle w:val="Heading2"/>
       </w:pPr>
       <w:r>
-        <w:rPr>
-          <w:lang w:val="es-ES"/>
-        </w:rPr>
         <w:t xml:space="preserve">3. Verdadero o falso</w:t>
       </w:r>
     </w:p>
@@ -256,9 +208,6 @@
         </w:numPr>
       </w:pPr>
       <w:r>
-        <w:rPr>
-          <w:lang w:val="es-ES"/>
-        </w:rPr>
         <w:t xml:space="preserve">WEP sigue siendo una opción válida para redes domésticas pequeñas.</w:t>
       </w:r>
     </w:p>
@@ -271,9 +220,6 @@
         </w:numPr>
       </w:pPr>
       <w:r>
-        <w:rPr>
-          <w:lang w:val="es-ES"/>
-        </w:rPr>
         <w:t xml:space="preserve">WPA2-Personal usa una clave compartida (PSK).</w:t>
       </w:r>
     </w:p>
@@ -286,9 +232,6 @@
         </w:numPr>
       </w:pPr>
       <w:r>
-        <w:rPr>
-          <w:lang w:val="es-ES"/>
-        </w:rPr>
         <w:t xml:space="preserve">WPA3 añade SAE, que resiste mejor los ataques de diccionario.</w:t>
       </w:r>
     </w:p>
@@ -301,9 +244,6 @@
         </w:numPr>
       </w:pPr>
       <w:r>
-        <w:rPr>
-          <w:lang w:val="es-ES"/>
-        </w:rPr>
         <w:t xml:space="preserve">En 5 GHz los canales no solapados son muchos más que en 2,4 GHz.</w:t>
       </w:r>
     </w:p>
@@ -316,9 +256,6 @@
         </w:numPr>
       </w:pPr>
       <w:r>
-        <w:rPr>
-          <w:lang w:val="es-ES"/>
-        </w:rPr>
         <w:t xml:space="preserve">Un AP con SSID oculto está protegido contra clientes no autorizados.</w:t>
       </w:r>
     </w:p>
@@ -329,9 +266,6 @@
         <w:pStyle w:val="Heading2"/>
       </w:pPr>
       <w:r>
-        <w:rPr>
-          <w:lang w:val="es-ES"/>
-        </w:rPr>
         <w:t xml:space="preserve">4. Seguridad: escala del mal</w:t>
       </w:r>
     </w:p>
@@ -340,9 +274,6 @@
         <w:pStyle w:val="FirstParagraph"/>
       </w:pPr>
       <w:r>
-        <w:rPr>
-          <w:lang w:val="es-ES"/>
-        </w:rPr>
         <w:t xml:space="preserve">Ordena de peor a mejor: WEP, WPA3, WPA, WPA2, red abierta.</w:t>
       </w:r>
     </w:p>
@@ -353,9 +284,6 @@
         <w:pStyle w:val="Heading2"/>
       </w:pPr>
       <w:r>
-        <w:rPr>
-          <w:lang w:val="es-ES"/>
-        </w:rPr>
         <w:t xml:space="preserve">5. WiFi 4 → WiFi 7</w:t>
       </w:r>
     </w:p>
@@ -364,9 +292,6 @@
         <w:pStyle w:val="FirstParagraph"/>
       </w:pPr>
       <w:r>
-        <w:rPr>
-          <w:lang w:val="es-ES"/>
-        </w:rPr>
         <w:t xml:space="preserve">Relaciona cada marketing-name con su estándar IEEE:</w:t>
       </w:r>
     </w:p>
@@ -391,9 +316,6 @@
               <w:pStyle w:val="Compact"/>
             </w:pPr>
             <w:r>
-              <w:rPr>
-                <w:lang w:val="es-ES"/>
-              </w:rPr>
               <w:t xml:space="preserve">Marketing</w:t>
             </w:r>
           </w:p>
@@ -405,9 +327,6 @@
               <w:pStyle w:val="Compact"/>
             </w:pPr>
             <w:r>
-              <w:rPr>
-                <w:lang w:val="es-ES"/>
-              </w:rPr>
               <w:t xml:space="preserve">IEEE</w:t>
             </w:r>
           </w:p>
@@ -421,9 +340,6 @@
               <w:pStyle w:val="Compact"/>
             </w:pPr>
             <w:r>
-              <w:rPr>
-                <w:lang w:val="es-ES"/>
-              </w:rPr>
               <w:t xml:space="preserve">1. WiFi 4</w:t>
             </w:r>
           </w:p>
@@ -435,9 +351,6 @@
               <w:pStyle w:val="Compact"/>
             </w:pPr>
             <w:r>
-              <w:rPr>
-                <w:lang w:val="es-ES"/>
-              </w:rPr>
               <w:t xml:space="preserve">a) 802.11ax</w:t>
             </w:r>
           </w:p>
@@ -451,9 +364,6 @@
               <w:pStyle w:val="Compact"/>
             </w:pPr>
             <w:r>
-              <w:rPr>
-                <w:lang w:val="es-ES"/>
-              </w:rPr>
               <w:t xml:space="preserve">2. WiFi 5</w:t>
             </w:r>
           </w:p>
@@ -465,9 +375,6 @@
               <w:pStyle w:val="Compact"/>
             </w:pPr>
             <w:r>
-              <w:rPr>
-                <w:lang w:val="es-ES"/>
-              </w:rPr>
               <w:t xml:space="preserve">b) 802.11n</w:t>
             </w:r>
           </w:p>
@@ -481,9 +388,6 @@
               <w:pStyle w:val="Compact"/>
             </w:pPr>
             <w:r>
-              <w:rPr>
-                <w:lang w:val="es-ES"/>
-              </w:rPr>
               <w:t xml:space="preserve">3. WiFi 6</w:t>
             </w:r>
           </w:p>
@@ -495,9 +399,6 @@
               <w:pStyle w:val="Compact"/>
             </w:pPr>
             <w:r>
-              <w:rPr>
-                <w:lang w:val="es-ES"/>
-              </w:rPr>
               <w:t xml:space="preserve">c) 802.11ac</w:t>
             </w:r>
           </w:p>
@@ -511,9 +412,6 @@
               <w:pStyle w:val="Compact"/>
             </w:pPr>
             <w:r>
-              <w:rPr>
-                <w:lang w:val="es-ES"/>
-              </w:rPr>
               <w:t xml:space="preserve">4. WiFi 6E</w:t>
             </w:r>
           </w:p>
@@ -525,9 +423,6 @@
               <w:pStyle w:val="Compact"/>
             </w:pPr>
             <w:r>
-              <w:rPr>
-                <w:lang w:val="es-ES"/>
-              </w:rPr>
               <w:t xml:space="preserve">d) 802.11be</w:t>
             </w:r>
           </w:p>
@@ -541,9 +436,6 @@
               <w:pStyle w:val="Compact"/>
             </w:pPr>
             <w:r>
-              <w:rPr>
-                <w:lang w:val="es-ES"/>
-              </w:rPr>
               <w:t xml:space="preserve">5. WiFi 7</w:t>
             </w:r>
           </w:p>
@@ -555,9 +447,6 @@
               <w:pStyle w:val="Compact"/>
             </w:pPr>
             <w:r>
-              <w:rPr>
-                <w:lang w:val="es-ES"/>
-              </w:rPr>
               <w:t xml:space="preserve">e) 802.11ax en 6 GHz</w:t>
             </w:r>
           </w:p>
@@ -571,9 +460,6 @@
         <w:pStyle w:val="Heading2"/>
       </w:pPr>
       <w:r>
-        <w:rPr>
-          <w:lang w:val="es-ES"/>
-        </w:rPr>
         <w:t xml:space="preserve">6. Cobertura</w:t>
       </w:r>
     </w:p>
@@ -582,9 +468,6 @@
         <w:pStyle w:val="FirstParagraph"/>
       </w:pPr>
       <w:r>
-        <w:rPr>
-          <w:lang w:val="es-ES"/>
-        </w:rPr>
         <w:t xml:space="preserve">El despacho del fondo no tiene señal. El router está en el salón.</w:t>
       </w:r>
     </w:p>
@@ -597,9 +480,6 @@
         </w:numPr>
       </w:pPr>
       <w:r>
-        <w:rPr>
-          <w:lang w:val="es-ES"/>
-        </w:rPr>
         <w:t xml:space="preserve">¿Cuáles son los tres primeros ajustes que probarías?</w:t>
       </w:r>
     </w:p>
@@ -612,9 +492,6 @@
         </w:numPr>
       </w:pPr>
       <w:r>
-        <w:rPr>
-          <w:lang w:val="es-ES"/>
-        </w:rPr>
         <w:t xml:space="preserve">¿Por qué colocar el AP en el suelo o dentro de un armario metálico es mala idea?</w:t>
       </w:r>
     </w:p>
@@ -627,33 +504,18 @@
         </w:numPr>
       </w:pPr>
       <w:r>
-        <w:rPr>
-          <w:lang w:val="es-ES"/>
-        </w:rPr>
         <w:t xml:space="preserve">¿Qué es el</w:t>
       </w:r>
       <w:r>
-        <w:rPr>
-          <w:lang w:val="es-ES"/>
-        </w:rPr>
         <w:t xml:space="preserve"> </w:t>
       </w:r>
       <w:r>
-        <w:rPr>
-          <w:lang w:val="es-ES"/>
-        </w:rPr>
         <w:t xml:space="preserve">“cliente travieso”</w:t>
       </w:r>
       <w:r>
-        <w:rPr>
-          <w:lang w:val="es-ES"/>
-        </w:rPr>
         <w:t xml:space="preserve"> </w:t>
       </w:r>
       <w:r>
-        <w:rPr>
-          <w:lang w:val="es-ES"/>
-        </w:rPr>
         <w:t xml:space="preserve">(hidden node) y cómo se manifiesta?</w:t>
       </w:r>
     </w:p>
@@ -664,9 +526,6 @@
         <w:pStyle w:val="Heading2"/>
       </w:pPr>
       <w:r>
-        <w:rPr>
-          <w:lang w:val="es-ES"/>
-        </w:rPr>
         <w:t xml:space="preserve">7. Configuración mínima de un AP</w:t>
       </w:r>
     </w:p>
@@ -675,28 +534,18 @@
         <w:pStyle w:val="FirstParagraph"/>
       </w:pPr>
       <w:r>
-        <w:rPr>
-          <w:lang w:val="es-ES"/>
-        </w:rPr>
         <w:t xml:space="preserve">Escribe la configuración que pondrías en un AP doméstico para una red de un estudio de música: SSID</w:t>
       </w:r>
       <w:r>
-        <w:rPr>
-          <w:lang w:val="es-ES"/>
-        </w:rPr>
         <w:t xml:space="preserve"> </w:t>
       </w:r>
       <w:r>
         <w:rPr>
           <w:rStyle w:val="VerbatimChar"/>
-          <w:lang w:val="es-ES"/>
         </w:rPr>
         <w:t xml:space="preserve">EstudioNet</w:t>
       </w:r>
       <w:r>
-        <w:rPr>
-          <w:lang w:val="es-ES"/>
-        </w:rPr>
         <w:t xml:space="preserve">, WPA2/WPA3 Personal, contraseña segura, 2,4 GHz canal 6, 20 MHz.</w:t>
       </w:r>
     </w:p>
@@ -707,9 +556,6 @@
         <w:pStyle w:val="Heading2"/>
       </w:pPr>
       <w:r>
-        <w:rPr>
-          <w:lang w:val="es-ES"/>
-        </w:rPr>
         <w:t xml:space="preserve">8. Autenticación: Personal vs Enterprise</w:t>
       </w:r>
     </w:p>
@@ -722,9 +568,6 @@
         </w:numPr>
       </w:pPr>
       <w:r>
-        <w:rPr>
-          <w:lang w:val="es-ES"/>
-        </w:rPr>
         <w:t xml:space="preserve">¿Qué diferencia esencial hay entre WPA2-PSK y WPA2-Enterprise?</w:t>
       </w:r>
     </w:p>
@@ -737,9 +580,6 @@
         </w:numPr>
       </w:pPr>
       <w:r>
-        <w:rPr>
-          <w:lang w:val="es-ES"/>
-        </w:rPr>
         <w:t xml:space="preserve">¿Qué servidor aparece en Enterprise y qué protocolo habla con el AP?</w:t>
       </w:r>
     </w:p>
@@ -752,9 +592,6 @@
         </w:numPr>
       </w:pPr>
       <w:r>
-        <w:rPr>
-          <w:lang w:val="es-ES"/>
-        </w:rPr>
         <w:t xml:space="preserve">¿Qué red del instituto sería candidata a Enterprise y por qué?</w:t>
       </w:r>
     </w:p>
@@ -765,9 +602,6 @@
         <w:pStyle w:val="Heading2"/>
       </w:pPr>
       <w:r>
-        <w:rPr>
-          <w:lang w:val="es-ES"/>
-        </w:rPr>
         <w:t xml:space="preserve">9. Medios y estándares WiFi: verdadero o falso</w:t>
       </w:r>
     </w:p>
@@ -776,9 +610,6 @@
         <w:pStyle w:val="FirstParagraph"/>
       </w:pPr>
       <w:r>
-        <w:rPr>
-          <w:lang w:val="es-ES"/>
-        </w:rPr>
         <w:t xml:space="preserve">Indica si cada afirmación es verdadera (V) o falsa (F) y corrige las falsas:</w:t>
       </w:r>
     </w:p>
@@ -791,9 +622,6 @@
         </w:numPr>
       </w:pPr>
       <w:r>
-        <w:rPr>
-          <w:lang w:val="es-ES"/>
-        </w:rPr>
         <w:t xml:space="preserve">El estándar 802.11ax se conoce comercialmente como WiFi 6.</w:t>
       </w:r>
     </w:p>
@@ -806,9 +634,6 @@
         </w:numPr>
       </w:pPr>
       <w:r>
-        <w:rPr>
-          <w:lang w:val="es-ES"/>
-        </w:rPr>
         <w:t xml:space="preserve">El WiFi transmite por ondas electromagnéticas en el aire, sin cable.</w:t>
       </w:r>
     </w:p>
@@ -821,9 +646,6 @@
         </w:numPr>
       </w:pPr>
       <w:r>
-        <w:rPr>
-          <w:lang w:val="es-ES"/>
-        </w:rPr>
         <w:t xml:space="preserve">La velocidad real del WiFi suele estar entre el 30% y el 50% de la teórica.</w:t>
       </w:r>
     </w:p>
@@ -836,9 +658,6 @@
         </w:numPr>
       </w:pPr>
       <w:r>
-        <w:rPr>
-          <w:lang w:val="es-ES"/>
-        </w:rPr>
         <w:t xml:space="preserve">El WiFi NO es capa 2 del modelo OSI porque no hay cable.</w:t>
       </w:r>
     </w:p>
@@ -851,9 +670,6 @@
         </w:numPr>
       </w:pPr>
       <w:r>
-        <w:rPr>
-          <w:lang w:val="es-ES"/>
-        </w:rPr>
         <w:t xml:space="preserve">En 2,4 GHz hay tres canales no solapados: 1, 6 y 11.</w:t>
       </w:r>
     </w:p>

--- a/docx/11-redes-inalambricas/boletin-U11-inicial.docx
+++ b/docx/11-redes-inalambricas/boletin-U11-inicial.docx
@@ -28,23 +28,23 @@
         </w:p>
       </w:sdtContent>
     </w:sdt>
-    <w:bookmarkStart w:id="9" w:name="boletín-ud11-inicial"/>
+    <w:bookmarkStart w:id="9" w:name="boletín-de-redes-inalámbricas-inicial"/>
     <w:p>
       <w:pPr>
         <w:pStyle w:val="Heading1"/>
       </w:pPr>
       <w:r>
-        <w:t xml:space="preserve">Boletín UD11 — Inicial</w:t>
+        <w:t xml:space="preserve">Boletín de Redes inalámbricas — Inicial</w:t>
       </w:r>
     </w:p>
     <w:bookmarkEnd w:id="9"/>
-    <w:bookmarkStart w:id="19" w:name="boletín-ud11-inicial-1"/>
+    <w:bookmarkStart w:id="19" w:name="boletín-de-redes-inalámbricas-inicial-1"/>
     <w:p>
       <w:pPr>
         <w:pStyle w:val="Heading1"/>
       </w:pPr>
       <w:r>
-        <w:t xml:space="preserve">📝 Boletín UD11 — Inicial</w:t>
+        <w:t xml:space="preserve">📝 Boletín de Redes inalámbricas — Inicial</w:t>
       </w:r>
     </w:p>
     <w:p>

--- a/docx/11-redes-inalambricas/boletin-U11-inicial.docx
+++ b/docx/11-redes-inalambricas/boletin-U11-inicial.docx
@@ -292,7 +292,7 @@
         <w:pStyle w:val="FirstParagraph"/>
       </w:pPr>
       <w:r>
-        <w:t xml:space="preserve">Relaciona cada marketing-name con su estándar IEEE:</w:t>
+        <w:t xml:space="preserve">Relaciona cada nombre comercial con su estándar IEEE:</w:t>
       </w:r>
     </w:p>
     <w:tbl>
